--- a/docs/Louis_Andrada_Artwork_labels.docx
+++ b/docs/Louis_Andrada_Artwork_labels.docx
@@ -1,6 +1,6 @@
 
 <file path=word/document.xml><?xml version="1.0" encoding="utf-8"?>
-<w:document xmlns:wpc="http://schemas.microsoft.com/office/word/2010/wordprocessingCanvas" xmlns:cx="http://schemas.microsoft.com/office/drawing/2014/chartex" xmlns:cx1="http://schemas.microsoft.com/office/drawing/2015/9/8/chartex" xmlns:cx2="http://schemas.microsoft.com/office/drawing/2015/10/21/chartex" xmlns:cx3="http://schemas.microsoft.com/office/drawing/2016/5/9/chartex" xmlns:cx4="http://schemas.microsoft.com/office/drawing/2016/5/10/chartex" xmlns:cx5="http://schemas.microsoft.com/office/drawing/2016/5/11/chartex" xmlns:cx6="http://schemas.microsoft.com/office/drawing/2016/5/12/chartex" xmlns:cx7="http://schemas.microsoft.com/office/drawing/2016/5/13/chartex" xmlns:cx8="http://schemas.microsoft.com/office/drawing/2016/5/14/chartex" xmlns:mc="http://schemas.openxmlformats.org/markup-compatibility/2006" xmlns:aink="http://schemas.microsoft.com/office/drawing/2016/ink" xmlns:am3d="http://schemas.microsoft.com/office/drawing/2017/model3d" xmlns:o="urn:schemas-microsoft-com:office:office" xmlns:oel="http://schemas.microsoft.com/office/2019/extlst" xmlns:r="http://schemas.openxmlformats.org/officeDocument/2006/relationships" xmlns:m="http://schemas.openxmlformats.org/officeDocument/2006/math" xmlns:v="urn:schemas-microsoft-com:vml" xmlns:wp14="http://schemas.microsoft.com/office/word/2010/wordprocessingDrawing" xmlns:wp="http://schemas.openxmlformats.org/drawingml/2006/wordprocessingDrawing" xmlns:w10="urn:schemas-microsoft-com:office:word" xmlns:w="http://schemas.openxmlformats.org/wordprocessingml/2006/main" xmlns:w14="http://schemas.microsoft.com/office/word/2010/wordml" xmlns:w15="http://schemas.microsoft.com/office/word/2012/wordml" xmlns:w16cex="http://schemas.microsoft.com/office/word/2018/wordml/cex" xmlns:w16cid="http://schemas.microsoft.com/office/word/2016/wordml/cid" xmlns:w16="http://schemas.microsoft.com/office/word/2018/wordml" xmlns:w16du="http://schemas.microsoft.com/office/word/2023/wordml/word16du" xmlns:w16sdtdh="http://schemas.microsoft.com/office/word/2020/wordml/sdtdatahash" xmlns:w16sdtfl="http://schemas.microsoft.com/office/word/2024/wordml/sdtformatlock" xmlns:w16se="http://schemas.microsoft.com/office/word/2015/wordml/symex" xmlns:wpg="http://schemas.microsoft.com/office/word/2010/wordprocessingGroup" xmlns:wpi="http://schemas.microsoft.com/office/word/2010/wordprocessingInk" xmlns:wne="http://schemas.microsoft.com/office/word/2006/wordml" xmlns:wps="http://schemas.microsoft.com/office/word/2010/wordprocessingShape" mc:Ignorable="w14 w15 w16se w16cid w16 w16cex w16sdtdh w16sdtfl w16du wp14">
+<w:document xmlns:wpc="http://schemas.microsoft.com/office/word/2010/wordprocessingCanvas" xmlns:cx="http://schemas.microsoft.com/office/drawing/2014/chartex" xmlns:cx1="http://schemas.microsoft.com/office/drawing/2015/9/8/chartex" xmlns:cx2="http://schemas.microsoft.com/office/drawing/2015/10/21/chartex" xmlns:cx3="http://schemas.microsoft.com/office/drawing/2016/5/9/chartex" xmlns:cx4="http://schemas.microsoft.com/office/drawing/2016/5/10/chartex" xmlns:cx5="http://schemas.microsoft.com/office/drawing/2016/5/11/chartex" xmlns:cx6="http://schemas.microsoft.com/office/drawing/2016/5/12/chartex" xmlns:cx7="http://schemas.microsoft.com/office/drawing/2016/5/13/chartex" xmlns:cx8="http://schemas.microsoft.com/office/drawing/2016/5/14/chartex" xmlns:mc="http://schemas.openxmlformats.org/markup-compatibility/2006" xmlns:aink="http://schemas.microsoft.com/office/drawing/2016/ink" xmlns:am3d="http://schemas.microsoft.com/office/drawing/2017/model3d" xmlns:o="urn:schemas-microsoft-com:office:office" xmlns:oel="http://schemas.microsoft.com/office/2019/extlst" xmlns:r="http://schemas.openxmlformats.org/officeDocument/2006/relationships" xmlns:m="http://schemas.openxmlformats.org/officeDocument/2006/math" xmlns:v="urn:schemas-microsoft-com:vml" xmlns:wp14="http://schemas.microsoft.com/office/word/2010/wordprocessingDrawing" xmlns:wp="http://schemas.openxmlformats.org/drawingml/2006/wordprocessingDrawing" xmlns:w10="urn:schemas-microsoft-com:office:word" xmlns:w="http://schemas.openxmlformats.org/wordprocessingml/2006/main" xmlns:w14="http://schemas.microsoft.com/office/word/2010/wordml" xmlns:w15="http://schemas.microsoft.com/office/word/2012/wordml" xmlns:w16cex="http://schemas.microsoft.com/office/word/2018/wordml/cex" xmlns:w16cid="http://schemas.microsoft.com/office/word/2016/wordml/cid" xmlns:w16="http://schemas.microsoft.com/office/word/2018/wordml" xmlns:w16sdtdh="http://schemas.microsoft.com/office/word/2020/wordml/sdtdatahash" xmlns:w16se="http://schemas.microsoft.com/office/word/2015/wordml/symex" xmlns:wpg="http://schemas.microsoft.com/office/word/2010/wordprocessingGroup" xmlns:wpi="http://schemas.microsoft.com/office/word/2010/wordprocessingInk" xmlns:wne="http://schemas.microsoft.com/office/word/2006/wordml" xmlns:wps="http://schemas.microsoft.com/office/word/2010/wordprocessingShape" mc:Ignorable="w14 w15 w16se w16cid w16 w16cex w16sdtdh wp14">
   <w:body>
     <w:p>
       <w:pPr>
@@ -39,8 +39,6 @@
         <w:spacing w:after="0"/>
         <w:rPr>
           <w:rFonts w:ascii="AndradaMono" w:hAnsi="AndradaMono"/>
-          <w:b/>
-          <w:bCs/>
           <w:sz w:val="14"/>
           <w:szCs w:val="14"/>
         </w:rPr>
@@ -63,18 +61,19 @@
           <w:sz w:val="16"/>
           <w:szCs w:val="16"/>
         </w:rPr>
-        <w:t>Jogo da Forca, 2026</w:t>
-      </w:r>
-    </w:p>
-    <w:p>
-      <w:pPr>
-        <w:spacing w:after="0"/>
-        <w:rPr>
-          <w:rFonts w:ascii="AndradaMono" w:hAnsi="AndradaMono"/>
-          <w:sz w:val="14"/>
-          <w:szCs w:val="14"/>
-        </w:rPr>
-      </w:pPr>
+        <w:t>Despair, 2026</w:t>
+      </w:r>
+    </w:p>
+    <w:p>
+      <w:pPr>
+        <w:spacing w:after="0"/>
+        <w:rPr>
+          <w:rFonts w:ascii="AndradaMono" w:hAnsi="AndradaMono"/>
+          <w:sz w:val="14"/>
+          <w:szCs w:val="14"/>
+        </w:rPr>
+      </w:pPr>
+      <w:bookmarkStart w:id="0" w:name="_Hlk233287535"/>
       <w:r>
         <w:rPr>
           <w:rFonts w:ascii="AndradaMono" w:hAnsi="AndradaMono"/>
@@ -93,13 +92,917 @@
           <w:szCs w:val="14"/>
         </w:rPr>
       </w:pPr>
-      <w:r>
-        <w:rPr>
-          <w:rFonts w:ascii="AndradaMono" w:hAnsi="AndradaMono"/>
-          <w:sz w:val="14"/>
-          <w:szCs w:val="14"/>
-        </w:rPr>
-        <w:t>30 x 40 in</w:t>
+      <w:bookmarkStart w:id="1" w:name="_Hlk233287547"/>
+      <w:bookmarkEnd w:id="0"/>
+      <w:r>
+        <w:rPr>
+          <w:rFonts w:ascii="AndradaMono" w:hAnsi="AndradaMono"/>
+          <w:sz w:val="14"/>
+          <w:szCs w:val="14"/>
+        </w:rPr>
+        <w:t>71 x 43 in</w:t>
+      </w:r>
+    </w:p>
+    <w:bookmarkEnd w:id="1"/>
+    <w:p>
+      <w:pPr>
+        <w:spacing w:after="0"/>
+        <w:rPr>
+          <w:rFonts w:ascii="AndradaMono" w:hAnsi="AndradaMono"/>
+          <w:sz w:val="14"/>
+          <w:szCs w:val="14"/>
+        </w:rPr>
+      </w:pPr>
+      <w:r>
+        <w:rPr>
+          <w:rFonts w:ascii="AndradaMono" w:hAnsi="AndradaMono"/>
+          <w:noProof/>
+          <w:sz w:val="14"/>
+          <w:szCs w:val="14"/>
+        </w:rPr>
+        <w:drawing>
+          <wp:anchor distT="0" distB="0" distL="114300" distR="114300" simplePos="0" relativeHeight="251672576" behindDoc="0" locked="0" layoutInCell="1" allowOverlap="1" wp14:anchorId="77AD222E" wp14:editId="480526C9">
+            <wp:simplePos x="0" y="0"/>
+            <wp:positionH relativeFrom="margin">
+              <wp:posOffset>2685563</wp:posOffset>
+            </wp:positionH>
+            <wp:positionV relativeFrom="paragraph">
+              <wp:posOffset>29634</wp:posOffset>
+            </wp:positionV>
+            <wp:extent cx="445782" cy="445782"/>
+            <wp:effectExtent l="0" t="0" r="0" b="0"/>
+            <wp:wrapNone/>
+            <wp:docPr id="1" name="Picture 3"/>
+            <wp:cNvGraphicFramePr>
+              <a:graphicFrameLocks xmlns:a="http://schemas.openxmlformats.org/drawingml/2006/main" noChangeAspect="1"/>
+            </wp:cNvGraphicFramePr>
+            <a:graphic xmlns:a="http://schemas.openxmlformats.org/drawingml/2006/main">
+              <a:graphicData uri="http://schemas.openxmlformats.org/drawingml/2006/picture">
+                <pic:pic xmlns:pic="http://schemas.openxmlformats.org/drawingml/2006/picture">
+                  <pic:nvPicPr>
+                    <pic:cNvPr id="0" name="Picture 3"/>
+                    <pic:cNvPicPr>
+                      <a:picLocks noChangeAspect="1" noChangeArrowheads="1"/>
+                    </pic:cNvPicPr>
+                  </pic:nvPicPr>
+                  <pic:blipFill>
+                    <a:blip r:embed="rId4" cstate="print">
+                      <a:extLst>
+                        <a:ext uri="{28A0092B-C50C-407E-A947-70E740481C1C}">
+                          <a14:useLocalDpi xmlns:a14="http://schemas.microsoft.com/office/drawing/2010/main" val="0"/>
+                        </a:ext>
+                      </a:extLst>
+                    </a:blip>
+                    <a:srcRect/>
+                    <a:stretch>
+                      <a:fillRect/>
+                    </a:stretch>
+                  </pic:blipFill>
+                  <pic:spPr bwMode="auto">
+                    <a:xfrm>
+                      <a:off x="0" y="0"/>
+                      <a:ext cx="448405" cy="448405"/>
+                    </a:xfrm>
+                    <a:prstGeom prst="rect">
+                      <a:avLst/>
+                    </a:prstGeom>
+                    <a:noFill/>
+                    <a:ln>
+                      <a:noFill/>
+                    </a:ln>
+                  </pic:spPr>
+                </pic:pic>
+              </a:graphicData>
+            </a:graphic>
+            <wp14:sizeRelH relativeFrom="margin">
+              <wp14:pctWidth>0</wp14:pctWidth>
+            </wp14:sizeRelH>
+            <wp14:sizeRelV relativeFrom="margin">
+              <wp14:pctHeight>0</wp14:pctHeight>
+            </wp14:sizeRelV>
+          </wp:anchor>
+        </w:drawing>
+      </w:r>
+    </w:p>
+    <w:p>
+      <w:pPr>
+        <w:spacing w:after="0"/>
+        <w:rPr>
+          <w:rFonts w:ascii="AndradaMono" w:hAnsi="AndradaMono"/>
+          <w:sz w:val="14"/>
+          <w:szCs w:val="14"/>
+        </w:rPr>
+      </w:pPr>
+      <w:bookmarkStart w:id="2" w:name="_Hlk233287557"/>
+      <w:r>
+        <w:rPr>
+          <w:rFonts w:ascii="AndradaMono" w:hAnsi="AndradaMono"/>
+          <w:sz w:val="14"/>
+          <w:szCs w:val="14"/>
+        </w:rPr>
+        <w:t>$ 5342.75</w:t>
+      </w:r>
+    </w:p>
+    <w:bookmarkEnd w:id="2"/>
+    <w:p>
+      <w:pPr>
+        <w:spacing w:after="0"/>
+        <w:rPr>
+          <w:rFonts w:ascii="AndradaMono" w:hAnsi="AndradaMono"/>
+          <w:sz w:val="14"/>
+          <w:szCs w:val="14"/>
+        </w:rPr>
+      </w:pPr>
+    </w:p>
+    <w:p>
+      <w:pPr>
+        <w:spacing w:after="0"/>
+        <w:rPr>
+          <w:rFonts w:ascii="AndradaMono" w:hAnsi="AndradaMono"/>
+          <w:sz w:val="12"/>
+          <w:szCs w:val="12"/>
+        </w:rPr>
+      </w:pPr>
+    </w:p>
+    <w:p>
+      <w:pPr>
+        <w:spacing w:after="0"/>
+        <w:rPr>
+          <w:rFonts w:ascii="AndradaMono" w:hAnsi="AndradaMono"/>
+          <w:sz w:val="12"/>
+          <w:szCs w:val="12"/>
+        </w:rPr>
+      </w:pPr>
+    </w:p>
+    <w:p>
+      <w:pPr>
+        <w:spacing w:after="0"/>
+        <w:rPr>
+          <w:rFonts w:ascii="AndradaMono" w:hAnsi="AndradaMono"/>
+          <w:b/>
+          <w:bCs/>
+          <w:sz w:val="18"/>
+          <w:szCs w:val="18"/>
+        </w:rPr>
+      </w:pPr>
+      <w:r>
+        <w:rPr>
+          <w:rFonts w:ascii="AndradaMono" w:hAnsi="AndradaMono"/>
+          <w:sz w:val="12"/>
+          <w:szCs w:val="12"/>
+        </w:rPr>
+        <w:t>www.louisandrada.com</w:t>
+      </w:r>
+      <w:r>
+        <w:rPr>
+          <w:rFonts w:ascii="AndradaMono" w:hAnsi="AndradaMono"/>
+          <w:sz w:val="12"/>
+          <w:szCs w:val="12"/>
+        </w:rPr>
+        <w:tab/>
+      </w:r>
+      <w:r>
+        <w:rPr>
+          <w:rFonts w:ascii="AndradaMono" w:hAnsi="AndradaMono"/>
+          <w:sz w:val="12"/>
+          <w:szCs w:val="12"/>
+        </w:rPr>
+        <w:tab/>
+      </w:r>
+      <w:r>
+        <w:rPr>
+          <w:rFonts w:ascii="AndradaMono" w:hAnsi="AndradaMono"/>
+          <w:sz w:val="12"/>
+          <w:szCs w:val="12"/>
+        </w:rPr>
+        <w:tab/>
+        <w:t xml:space="preserve">               @louisandrada</w:t>
+      </w:r>
+    </w:p>
+    <w:p>
+      <w:pPr>
+        <w:spacing w:after="0"/>
+        <w:rPr>
+          <w:rFonts w:ascii="AndradaMono" w:hAnsi="AndradaMono"/>
+          <w:sz w:val="18"/>
+          <w:szCs w:val="18"/>
+        </w:rPr>
+      </w:pPr>
+      <w:r>
+        <w:rPr>
+          <w:rFonts w:ascii="AndradaMono" w:hAnsi="AndradaMono"/>
+          <w:b/>
+          <w:bCs/>
+          <w:sz w:val="18"/>
+          <w:szCs w:val="18"/>
+        </w:rPr>
+        <w:lastRenderedPageBreak/>
+        <w:t>Louis Andrada (b. 2002)</w:t>
+      </w:r>
+    </w:p>
+    <w:p>
+      <w:pPr>
+        <w:spacing w:after="0"/>
+        <w:rPr>
+          <w:rFonts w:ascii="AndradaMono" w:hAnsi="AndradaMono"/>
+          <w:b/>
+          <w:bCs/>
+          <w:sz w:val="14"/>
+          <w:szCs w:val="14"/>
+        </w:rPr>
+      </w:pPr>
+    </w:p>
+    <w:p>
+      <w:pPr>
+        <w:spacing w:after="0"/>
+        <w:rPr>
+          <w:rFonts w:ascii="AndradaMono" w:hAnsi="AndradaMono"/>
+          <w:sz w:val="14"/>
+          <w:szCs w:val="14"/>
+        </w:rPr>
+      </w:pPr>
+    </w:p>
+    <w:p>
+      <w:pPr>
+        <w:spacing w:after="0"/>
+        <w:rPr>
+          <w:rFonts w:ascii="AndradaMono" w:hAnsi="AndradaMono"/>
+          <w:sz w:val="16"/>
+          <w:szCs w:val="16"/>
+        </w:rPr>
+      </w:pPr>
+      <w:bookmarkStart w:id="3" w:name="_Hlk233287689"/>
+      <w:r>
+        <w:rPr>
+          <w:rFonts w:ascii="AndradaMono" w:hAnsi="AndradaMono"/>
+          <w:b/>
+          <w:bCs/>
+          <w:sz w:val="16"/>
+          <w:szCs w:val="16"/>
+        </w:rPr>
+        <w:t>Subject N.5</w:t>
+      </w:r>
+      <w:bookmarkEnd w:id="3"/>
+      <w:r>
+        <w:rPr>
+          <w:rFonts w:ascii="AndradaMono" w:hAnsi="AndradaMono"/>
+          <w:b/>
+          <w:bCs/>
+          <w:sz w:val="16"/>
+          <w:szCs w:val="16"/>
+        </w:rPr>
+        <w:t>, 2026</w:t>
+      </w:r>
+    </w:p>
+    <w:p>
+      <w:pPr>
+        <w:spacing w:after="0"/>
+        <w:rPr>
+          <w:rFonts w:ascii="AndradaMono" w:hAnsi="AndradaMono"/>
+          <w:sz w:val="14"/>
+          <w:szCs w:val="14"/>
+        </w:rPr>
+      </w:pPr>
+      <w:bookmarkStart w:id="4" w:name="_Hlk233287708"/>
+      <w:r>
+        <w:rPr>
+          <w:rFonts w:ascii="AndradaMono" w:hAnsi="AndradaMono"/>
+          <w:sz w:val="14"/>
+          <w:szCs w:val="14"/>
+        </w:rPr>
+        <w:t>Acrylic on canvas</w:t>
+      </w:r>
+    </w:p>
+    <w:bookmarkEnd w:id="4"/>
+    <w:p>
+      <w:pPr>
+        <w:spacing w:after="0"/>
+        <w:rPr>
+          <w:rFonts w:ascii="AndradaMono" w:hAnsi="AndradaMono"/>
+          <w:sz w:val="14"/>
+          <w:szCs w:val="14"/>
+        </w:rPr>
+      </w:pPr>
+      <w:r>
+        <w:rPr>
+          <w:rFonts w:ascii="AndradaMono" w:hAnsi="AndradaMono"/>
+          <w:sz w:val="14"/>
+          <w:szCs w:val="14"/>
+        </w:rPr>
+        <w:t>71 x 43 in</w:t>
+      </w:r>
+    </w:p>
+    <w:p>
+      <w:pPr>
+        <w:spacing w:after="0"/>
+        <w:rPr>
+          <w:rFonts w:ascii="AndradaMono" w:hAnsi="AndradaMono"/>
+          <w:sz w:val="14"/>
+          <w:szCs w:val="14"/>
+        </w:rPr>
+      </w:pPr>
+      <w:r>
+        <w:rPr>
+          <w:rFonts w:ascii="AndradaMono" w:hAnsi="AndradaMono"/>
+          <w:noProof/>
+          <w:sz w:val="14"/>
+          <w:szCs w:val="14"/>
+        </w:rPr>
+        <w:drawing>
+          <wp:anchor distT="0" distB="0" distL="114300" distR="114300" simplePos="0" relativeHeight="251674624" behindDoc="0" locked="0" layoutInCell="1" allowOverlap="1" wp14:anchorId="1DF54292" wp14:editId="6507A897">
+            <wp:simplePos x="0" y="0"/>
+            <wp:positionH relativeFrom="margin">
+              <wp:posOffset>2685563</wp:posOffset>
+            </wp:positionH>
+            <wp:positionV relativeFrom="paragraph">
+              <wp:posOffset>29634</wp:posOffset>
+            </wp:positionV>
+            <wp:extent cx="445782" cy="445782"/>
+            <wp:effectExtent l="0" t="0" r="0" b="0"/>
+            <wp:wrapNone/>
+            <wp:docPr id="2" name="Picture 3"/>
+            <wp:cNvGraphicFramePr>
+              <a:graphicFrameLocks xmlns:a="http://schemas.openxmlformats.org/drawingml/2006/main" noChangeAspect="1"/>
+            </wp:cNvGraphicFramePr>
+            <a:graphic xmlns:a="http://schemas.openxmlformats.org/drawingml/2006/main">
+              <a:graphicData uri="http://schemas.openxmlformats.org/drawingml/2006/picture">
+                <pic:pic xmlns:pic="http://schemas.openxmlformats.org/drawingml/2006/picture">
+                  <pic:nvPicPr>
+                    <pic:cNvPr id="0" name="Picture 3"/>
+                    <pic:cNvPicPr>
+                      <a:picLocks noChangeAspect="1" noChangeArrowheads="1"/>
+                    </pic:cNvPicPr>
+                  </pic:nvPicPr>
+                  <pic:blipFill>
+                    <a:blip r:embed="rId4" cstate="print">
+                      <a:extLst>
+                        <a:ext uri="{28A0092B-C50C-407E-A947-70E740481C1C}">
+                          <a14:useLocalDpi xmlns:a14="http://schemas.microsoft.com/office/drawing/2010/main" val="0"/>
+                        </a:ext>
+                      </a:extLst>
+                    </a:blip>
+                    <a:srcRect/>
+                    <a:stretch>
+                      <a:fillRect/>
+                    </a:stretch>
+                  </pic:blipFill>
+                  <pic:spPr bwMode="auto">
+                    <a:xfrm>
+                      <a:off x="0" y="0"/>
+                      <a:ext cx="448405" cy="448405"/>
+                    </a:xfrm>
+                    <a:prstGeom prst="rect">
+                      <a:avLst/>
+                    </a:prstGeom>
+                    <a:noFill/>
+                    <a:ln>
+                      <a:noFill/>
+                    </a:ln>
+                  </pic:spPr>
+                </pic:pic>
+              </a:graphicData>
+            </a:graphic>
+            <wp14:sizeRelH relativeFrom="margin">
+              <wp14:pctWidth>0</wp14:pctWidth>
+            </wp14:sizeRelH>
+            <wp14:sizeRelV relativeFrom="margin">
+              <wp14:pctHeight>0</wp14:pctHeight>
+            </wp14:sizeRelV>
+          </wp:anchor>
+        </w:drawing>
+      </w:r>
+    </w:p>
+    <w:p>
+      <w:pPr>
+        <w:spacing w:after="0"/>
+        <w:rPr>
+          <w:rFonts w:ascii="AndradaMono" w:hAnsi="AndradaMono"/>
+          <w:sz w:val="14"/>
+          <w:szCs w:val="14"/>
+        </w:rPr>
+      </w:pPr>
+      <w:r>
+        <w:rPr>
+          <w:rFonts w:ascii="AndradaMono" w:hAnsi="AndradaMono"/>
+          <w:sz w:val="14"/>
+          <w:szCs w:val="14"/>
+        </w:rPr>
+        <w:t>$ 5342.75</w:t>
+      </w:r>
+    </w:p>
+    <w:p>
+      <w:pPr>
+        <w:spacing w:after="0"/>
+        <w:rPr>
+          <w:rFonts w:ascii="AndradaMono" w:hAnsi="AndradaMono"/>
+          <w:sz w:val="14"/>
+          <w:szCs w:val="14"/>
+        </w:rPr>
+      </w:pPr>
+    </w:p>
+    <w:p>
+      <w:pPr>
+        <w:spacing w:after="0"/>
+        <w:rPr>
+          <w:rFonts w:ascii="AndradaMono" w:hAnsi="AndradaMono"/>
+          <w:sz w:val="12"/>
+          <w:szCs w:val="12"/>
+        </w:rPr>
+      </w:pPr>
+    </w:p>
+    <w:p>
+      <w:pPr>
+        <w:spacing w:after="0"/>
+        <w:rPr>
+          <w:rFonts w:ascii="AndradaMono" w:hAnsi="AndradaMono"/>
+          <w:sz w:val="12"/>
+          <w:szCs w:val="12"/>
+        </w:rPr>
+      </w:pPr>
+    </w:p>
+    <w:p>
+      <w:pPr>
+        <w:spacing w:after="0"/>
+        <w:rPr>
+          <w:rFonts w:ascii="AndradaMono" w:hAnsi="AndradaMono"/>
+          <w:b/>
+          <w:bCs/>
+          <w:sz w:val="18"/>
+          <w:szCs w:val="18"/>
+        </w:rPr>
+      </w:pPr>
+      <w:r>
+        <w:rPr>
+          <w:rFonts w:ascii="AndradaMono" w:hAnsi="AndradaMono"/>
+          <w:sz w:val="12"/>
+          <w:szCs w:val="12"/>
+        </w:rPr>
+        <w:t>www.louisandrada.com</w:t>
+      </w:r>
+      <w:r>
+        <w:rPr>
+          <w:rFonts w:ascii="AndradaMono" w:hAnsi="AndradaMono"/>
+          <w:sz w:val="12"/>
+          <w:szCs w:val="12"/>
+        </w:rPr>
+        <w:tab/>
+      </w:r>
+      <w:r>
+        <w:rPr>
+          <w:rFonts w:ascii="AndradaMono" w:hAnsi="AndradaMono"/>
+          <w:sz w:val="12"/>
+          <w:szCs w:val="12"/>
+        </w:rPr>
+        <w:tab/>
+      </w:r>
+      <w:r>
+        <w:rPr>
+          <w:rFonts w:ascii="AndradaMono" w:hAnsi="AndradaMono"/>
+          <w:sz w:val="12"/>
+          <w:szCs w:val="12"/>
+        </w:rPr>
+        <w:tab/>
+        <w:t xml:space="preserve">               @louisandrada</w:t>
+      </w:r>
+      <w:r>
+        <w:rPr>
+          <w:rFonts w:ascii="AndradaMono" w:hAnsi="AndradaMono"/>
+          <w:b/>
+          <w:bCs/>
+          <w:sz w:val="18"/>
+          <w:szCs w:val="18"/>
+        </w:rPr>
+        <w:br w:type="page"/>
+      </w:r>
+    </w:p>
+    <w:p>
+      <w:pPr>
+        <w:spacing w:after="0"/>
+        <w:rPr>
+          <w:rFonts w:ascii="AndradaMono" w:hAnsi="AndradaMono"/>
+          <w:sz w:val="18"/>
+          <w:szCs w:val="18"/>
+        </w:rPr>
+      </w:pPr>
+      <w:r>
+        <w:rPr>
+          <w:rFonts w:ascii="AndradaMono" w:hAnsi="AndradaMono"/>
+          <w:b/>
+          <w:bCs/>
+          <w:sz w:val="18"/>
+          <w:szCs w:val="18"/>
+        </w:rPr>
+        <w:lastRenderedPageBreak/>
+        <w:t>Louis Andrada (b. 2002)</w:t>
+      </w:r>
+    </w:p>
+    <w:p>
+      <w:pPr>
+        <w:spacing w:after="0"/>
+        <w:rPr>
+          <w:rFonts w:ascii="AndradaMono" w:hAnsi="AndradaMono"/>
+          <w:b/>
+          <w:bCs/>
+          <w:sz w:val="14"/>
+          <w:szCs w:val="14"/>
+        </w:rPr>
+      </w:pPr>
+    </w:p>
+    <w:p>
+      <w:pPr>
+        <w:spacing w:after="0"/>
+        <w:rPr>
+          <w:rFonts w:ascii="AndradaMono" w:hAnsi="AndradaMono"/>
+          <w:b/>
+          <w:bCs/>
+          <w:sz w:val="14"/>
+          <w:szCs w:val="14"/>
+        </w:rPr>
+      </w:pPr>
+    </w:p>
+    <w:p>
+      <w:pPr>
+        <w:spacing w:after="0"/>
+        <w:rPr>
+          <w:rFonts w:ascii="AndradaMono" w:hAnsi="AndradaMono"/>
+          <w:sz w:val="14"/>
+          <w:szCs w:val="14"/>
+        </w:rPr>
+      </w:pPr>
+      <w:bookmarkStart w:id="5" w:name="_Hlk233287730"/>
+      <w:r>
+        <w:rPr>
+          <w:rFonts w:ascii="AndradaMono" w:hAnsi="AndradaMono"/>
+          <w:b/>
+          <w:bCs/>
+          <w:sz w:val="16"/>
+          <w:szCs w:val="16"/>
+        </w:rPr>
+        <w:t>Card N.VI</w:t>
+      </w:r>
+      <w:bookmarkEnd w:id="5"/>
+      <w:r>
+        <w:rPr>
+          <w:rFonts w:ascii="AndradaMono" w:hAnsi="AndradaMono"/>
+          <w:b/>
+          <w:bCs/>
+          <w:sz w:val="16"/>
+          <w:szCs w:val="16"/>
+        </w:rPr>
+        <w:t>, 2026</w:t>
+      </w:r>
+      <w:r>
+        <w:rPr>
+          <w:rFonts w:ascii="AndradaMono" w:hAnsi="AndradaMono"/>
+          <w:b/>
+          <w:bCs/>
+          <w:sz w:val="16"/>
+          <w:szCs w:val="16"/>
+        </w:rPr>
+        <w:br/>
+      </w:r>
+      <w:bookmarkStart w:id="6" w:name="_Hlk233287745"/>
+      <w:r>
+        <w:rPr>
+          <w:rFonts w:ascii="AndradaMono" w:hAnsi="AndradaMono"/>
+          <w:sz w:val="14"/>
+          <w:szCs w:val="14"/>
+        </w:rPr>
+        <w:t>Mixed-media on cardboard</w:t>
+      </w:r>
+    </w:p>
+    <w:p>
+      <w:pPr>
+        <w:spacing w:after="0"/>
+        <w:rPr>
+          <w:rFonts w:ascii="AndradaMono" w:hAnsi="AndradaMono"/>
+          <w:sz w:val="14"/>
+          <w:szCs w:val="14"/>
+        </w:rPr>
+      </w:pPr>
+      <w:bookmarkStart w:id="7" w:name="_Hlk233287752"/>
+      <w:bookmarkEnd w:id="6"/>
+      <w:r>
+        <w:rPr>
+          <w:rFonts w:ascii="AndradaMono" w:hAnsi="AndradaMono"/>
+          <w:sz w:val="14"/>
+          <w:szCs w:val="14"/>
+        </w:rPr>
+        <w:t>36 x 24 in</w:t>
+      </w:r>
+    </w:p>
+    <w:bookmarkEnd w:id="7"/>
+    <w:p>
+      <w:pPr>
+        <w:spacing w:after="0"/>
+        <w:rPr>
+          <w:rFonts w:ascii="AndradaMono" w:hAnsi="AndradaMono"/>
+          <w:sz w:val="12"/>
+          <w:szCs w:val="12"/>
+        </w:rPr>
+      </w:pPr>
+      <w:r>
+        <w:rPr>
+          <w:rFonts w:ascii="AndradaMono" w:hAnsi="AndradaMono"/>
+          <w:noProof/>
+          <w:sz w:val="12"/>
+          <w:szCs w:val="12"/>
+        </w:rPr>
+        <w:drawing>
+          <wp:anchor distT="0" distB="0" distL="114300" distR="114300" simplePos="0" relativeHeight="251676672" behindDoc="0" locked="0" layoutInCell="1" allowOverlap="1" wp14:anchorId="0991F7AE" wp14:editId="3FD77F24">
+            <wp:simplePos x="0" y="0"/>
+            <wp:positionH relativeFrom="margin">
+              <wp:posOffset>2685563</wp:posOffset>
+            </wp:positionH>
+            <wp:positionV relativeFrom="paragraph">
+              <wp:posOffset>29634</wp:posOffset>
+            </wp:positionV>
+            <wp:extent cx="445782" cy="445782"/>
+            <wp:effectExtent l="0" t="0" r="0" b="0"/>
+            <wp:wrapNone/>
+            <wp:docPr id="5" name="Picture 3"/>
+            <wp:cNvGraphicFramePr>
+              <a:graphicFrameLocks xmlns:a="http://schemas.openxmlformats.org/drawingml/2006/main" noChangeAspect="1"/>
+            </wp:cNvGraphicFramePr>
+            <a:graphic xmlns:a="http://schemas.openxmlformats.org/drawingml/2006/main">
+              <a:graphicData uri="http://schemas.openxmlformats.org/drawingml/2006/picture">
+                <pic:pic xmlns:pic="http://schemas.openxmlformats.org/drawingml/2006/picture">
+                  <pic:nvPicPr>
+                    <pic:cNvPr id="0" name="Picture 3"/>
+                    <pic:cNvPicPr>
+                      <a:picLocks noChangeAspect="1" noChangeArrowheads="1"/>
+                    </pic:cNvPicPr>
+                  </pic:nvPicPr>
+                  <pic:blipFill>
+                    <a:blip r:embed="rId4" cstate="print">
+                      <a:extLst>
+                        <a:ext uri="{28A0092B-C50C-407E-A947-70E740481C1C}">
+                          <a14:useLocalDpi xmlns:a14="http://schemas.microsoft.com/office/drawing/2010/main" val="0"/>
+                        </a:ext>
+                      </a:extLst>
+                    </a:blip>
+                    <a:srcRect/>
+                    <a:stretch>
+                      <a:fillRect/>
+                    </a:stretch>
+                  </pic:blipFill>
+                  <pic:spPr bwMode="auto">
+                    <a:xfrm>
+                      <a:off x="0" y="0"/>
+                      <a:ext cx="448733" cy="448733"/>
+                    </a:xfrm>
+                    <a:prstGeom prst="rect">
+                      <a:avLst/>
+                    </a:prstGeom>
+                    <a:noFill/>
+                    <a:ln>
+                      <a:noFill/>
+                    </a:ln>
+                  </pic:spPr>
+                </pic:pic>
+              </a:graphicData>
+            </a:graphic>
+            <wp14:sizeRelH relativeFrom="margin">
+              <wp14:pctWidth>0</wp14:pctWidth>
+            </wp14:sizeRelH>
+            <wp14:sizeRelV relativeFrom="margin">
+              <wp14:pctHeight>0</wp14:pctHeight>
+            </wp14:sizeRelV>
+          </wp:anchor>
+        </w:drawing>
+      </w:r>
+      <w:r>
+        <w:rPr>
+          <w:rFonts w:ascii="AndradaMono" w:hAnsi="AndradaMono"/>
+          <w:sz w:val="12"/>
+          <w:szCs w:val="12"/>
+        </w:rPr>
+        <w:t>Part of the "Destiny" Collection</w:t>
+      </w:r>
+    </w:p>
+    <w:p>
+      <w:pPr>
+        <w:spacing w:after="0"/>
+        <w:rPr>
+          <w:rFonts w:ascii="AndradaMono" w:hAnsi="AndradaMono"/>
+          <w:sz w:val="14"/>
+          <w:szCs w:val="14"/>
+        </w:rPr>
+      </w:pPr>
+      <w:r>
+        <w:rPr>
+          <w:rFonts w:ascii="AndradaMono" w:hAnsi="AndradaMono"/>
+          <w:sz w:val="14"/>
+          <w:szCs w:val="14"/>
+        </w:rPr>
+        <w:br/>
+        <w:t xml:space="preserve">$ </w:t>
+      </w:r>
+      <w:r>
+        <w:rPr>
+          <w:rFonts w:ascii="AndradaMono" w:hAnsi="AndradaMono"/>
+          <w:sz w:val="14"/>
+          <w:szCs w:val="14"/>
+        </w:rPr>
+        <w:t>1512</w:t>
+      </w:r>
+    </w:p>
+    <w:p>
+      <w:pPr>
+        <w:spacing w:after="0"/>
+        <w:rPr>
+          <w:rFonts w:ascii="AndradaMono" w:hAnsi="AndradaMono"/>
+          <w:sz w:val="14"/>
+          <w:szCs w:val="14"/>
+        </w:rPr>
+      </w:pPr>
+    </w:p>
+    <w:p>
+      <w:pPr>
+        <w:spacing w:after="0"/>
+        <w:rPr>
+          <w:rFonts w:ascii="AndradaMono" w:hAnsi="AndradaMono"/>
+          <w:sz w:val="12"/>
+          <w:szCs w:val="12"/>
+        </w:rPr>
+      </w:pPr>
+    </w:p>
+    <w:p>
+      <w:pPr>
+        <w:spacing w:after="0"/>
+        <w:rPr>
+          <w:rFonts w:ascii="AndradaMono" w:hAnsi="AndradaMono"/>
+          <w:sz w:val="12"/>
+          <w:szCs w:val="12"/>
+        </w:rPr>
+      </w:pPr>
+      <w:r>
+        <w:rPr>
+          <w:rFonts w:ascii="AndradaMono" w:hAnsi="AndradaMono"/>
+          <w:sz w:val="12"/>
+          <w:szCs w:val="12"/>
+        </w:rPr>
+        <w:t>www.louisandrada.com</w:t>
+      </w:r>
+      <w:r>
+        <w:rPr>
+          <w:rFonts w:ascii="AndradaMono" w:hAnsi="AndradaMono"/>
+          <w:sz w:val="12"/>
+          <w:szCs w:val="12"/>
+        </w:rPr>
+        <w:tab/>
+      </w:r>
+      <w:r>
+        <w:rPr>
+          <w:rFonts w:ascii="AndradaMono" w:hAnsi="AndradaMono"/>
+          <w:sz w:val="12"/>
+          <w:szCs w:val="12"/>
+        </w:rPr>
+        <w:tab/>
+      </w:r>
+      <w:r>
+        <w:rPr>
+          <w:rFonts w:ascii="AndradaMono" w:hAnsi="AndradaMono"/>
+          <w:sz w:val="12"/>
+          <w:szCs w:val="12"/>
+        </w:rPr>
+        <w:tab/>
+        <w:t xml:space="preserve">               @louisandrada</w:t>
+      </w:r>
+    </w:p>
+    <w:p>
+      <w:pPr>
+        <w:spacing w:after="0"/>
+        <w:rPr>
+          <w:rFonts w:ascii="AndradaMono" w:hAnsi="AndradaMono"/>
+          <w:sz w:val="18"/>
+          <w:szCs w:val="18"/>
+        </w:rPr>
+      </w:pPr>
+      <w:r>
+        <w:rPr>
+          <w:rFonts w:ascii="AndradaMono" w:hAnsi="AndradaMono"/>
+          <w:b/>
+          <w:bCs/>
+          <w:sz w:val="18"/>
+          <w:szCs w:val="18"/>
+        </w:rPr>
+        <w:lastRenderedPageBreak/>
+        <w:t>Louis Andrada (b. 2002)</w:t>
+      </w:r>
+    </w:p>
+    <w:p>
+      <w:pPr>
+        <w:spacing w:after="0"/>
+        <w:rPr>
+          <w:rFonts w:ascii="AndradaMono" w:hAnsi="AndradaMono"/>
+          <w:b/>
+          <w:bCs/>
+          <w:sz w:val="14"/>
+          <w:szCs w:val="14"/>
+        </w:rPr>
+      </w:pPr>
+    </w:p>
+    <w:p>
+      <w:pPr>
+        <w:spacing w:after="0"/>
+        <w:rPr>
+          <w:rFonts w:ascii="AndradaMono" w:hAnsi="AndradaMono"/>
+          <w:b/>
+          <w:bCs/>
+          <w:sz w:val="14"/>
+          <w:szCs w:val="14"/>
+        </w:rPr>
+      </w:pPr>
+    </w:p>
+    <w:p>
+      <w:pPr>
+        <w:spacing w:after="0"/>
+        <w:rPr>
+          <w:rFonts w:ascii="AndradaMono" w:hAnsi="AndradaMono"/>
+          <w:sz w:val="16"/>
+          <w:szCs w:val="16"/>
+        </w:rPr>
+      </w:pPr>
+      <w:r>
+        <w:rPr>
+          <w:rFonts w:ascii="AndradaMono" w:hAnsi="AndradaMono"/>
+          <w:b/>
+          <w:bCs/>
+          <w:sz w:val="16"/>
+          <w:szCs w:val="16"/>
+        </w:rPr>
+        <w:t>Man Collapsed by the Weight of His Memories</w:t>
+      </w:r>
+      <w:r>
+        <w:rPr>
+          <w:rFonts w:ascii="AndradaMono" w:hAnsi="AndradaMono"/>
+          <w:b/>
+          <w:bCs/>
+          <w:sz w:val="16"/>
+          <w:szCs w:val="16"/>
+        </w:rPr>
+        <w:t>, 2026</w:t>
+      </w:r>
+    </w:p>
+    <w:p>
+      <w:pPr>
+        <w:spacing w:after="0"/>
+        <w:rPr>
+          <w:rFonts w:ascii="AndradaMono" w:hAnsi="AndradaMono"/>
+          <w:sz w:val="14"/>
+          <w:szCs w:val="14"/>
+        </w:rPr>
+      </w:pPr>
+      <w:r>
+        <w:rPr>
+          <w:rFonts w:ascii="AndradaMono" w:hAnsi="AndradaMono"/>
+          <w:sz w:val="14"/>
+          <w:szCs w:val="14"/>
+        </w:rPr>
+        <w:t>Acrylic on canvas</w:t>
+      </w:r>
+    </w:p>
+    <w:p>
+      <w:pPr>
+        <w:spacing w:after="0"/>
+        <w:rPr>
+          <w:rFonts w:ascii="AndradaMono" w:hAnsi="AndradaMono"/>
+          <w:sz w:val="14"/>
+          <w:szCs w:val="14"/>
+        </w:rPr>
+      </w:pPr>
+      <w:r>
+        <w:rPr>
+          <w:rFonts w:ascii="AndradaMono" w:hAnsi="AndradaMono"/>
+          <w:sz w:val="14"/>
+          <w:szCs w:val="14"/>
+        </w:rPr>
+        <w:t>17</w:t>
+      </w:r>
+      <w:r>
+        <w:rPr>
+          <w:rFonts w:ascii="AndradaMono" w:hAnsi="AndradaMono"/>
+          <w:sz w:val="14"/>
+          <w:szCs w:val="14"/>
+        </w:rPr>
+        <w:t xml:space="preserve"> x </w:t>
+      </w:r>
+      <w:r>
+        <w:rPr>
+          <w:rFonts w:ascii="AndradaMono" w:hAnsi="AndradaMono"/>
+          <w:sz w:val="14"/>
+          <w:szCs w:val="14"/>
+        </w:rPr>
+        <w:t>13</w:t>
+      </w:r>
+      <w:r>
+        <w:rPr>
+          <w:rFonts w:ascii="AndradaMono" w:hAnsi="AndradaMono"/>
+          <w:sz w:val="14"/>
+          <w:szCs w:val="14"/>
+        </w:rPr>
+        <w:t xml:space="preserve"> in</w:t>
       </w:r>
     </w:p>
     <w:p>
@@ -197,7 +1100,15 @@
           <w:sz w:val="14"/>
           <w:szCs w:val="14"/>
         </w:rPr>
-        <w:t>$ 2100</w:t>
+        <w:t xml:space="preserve">$ </w:t>
+      </w:r>
+      <w:r>
+        <w:rPr>
+          <w:rFonts w:ascii="AndradaMono" w:hAnsi="AndradaMono"/>
+          <w:sz w:val="14"/>
+          <w:szCs w:val="14"/>
+        </w:rPr>
+        <w:t>386.75</w:t>
       </w:r>
     </w:p>
     <w:p>
@@ -270,30 +1181,7 @@
           <w:szCs w:val="12"/>
         </w:rPr>
         <w:tab/>
-      </w:r>
-      <w:r>
-        <w:rPr>
-          <w:rFonts w:ascii="AndradaMono" w:hAnsi="AndradaMono"/>
-          <w:sz w:val="12"/>
-          <w:szCs w:val="12"/>
-        </w:rPr>
-        <w:t xml:space="preserve">             </w:t>
-      </w:r>
-      <w:r>
-        <w:rPr>
-          <w:rFonts w:ascii="AndradaMono" w:hAnsi="AndradaMono"/>
-          <w:sz w:val="12"/>
-          <w:szCs w:val="12"/>
-        </w:rPr>
-        <w:t xml:space="preserve">  </w:t>
-      </w:r>
-      <w:r>
-        <w:rPr>
-          <w:rFonts w:ascii="AndradaMono" w:hAnsi="AndradaMono"/>
-          <w:sz w:val="12"/>
-          <w:szCs w:val="12"/>
-        </w:rPr>
-        <w:t>@louisandrada</w:t>
+        <w:t xml:space="preserve">               @louisandrada</w:t>
       </w:r>
       <w:r>
         <w:rPr>
@@ -368,7 +1256,7 @@
           <w:sz w:val="16"/>
           <w:szCs w:val="16"/>
         </w:rPr>
-        <w:t>One last dance, 2026</w:t>
+        <w:t>Regret of Those Too Scared to Start</w:t>
       </w:r>
       <w:r>
         <w:rPr>
@@ -378,67 +1266,58 @@
           <w:sz w:val="16"/>
           <w:szCs w:val="16"/>
         </w:rPr>
-        <w:t xml:space="preserve"> </w:t>
-      </w:r>
-    </w:p>
-    <w:p>
-      <w:pPr>
-        <w:spacing w:after="0"/>
-        <w:rPr>
-          <w:rFonts w:ascii="AndradaMono" w:hAnsi="AndradaMono"/>
-          <w:sz w:val="14"/>
-          <w:szCs w:val="14"/>
-        </w:rPr>
-      </w:pPr>
-      <w:r>
-        <w:rPr>
-          <w:rFonts w:ascii="AndradaMono" w:hAnsi="AndradaMono"/>
-          <w:sz w:val="14"/>
-          <w:szCs w:val="14"/>
-        </w:rPr>
-        <w:t>Acrylic on canvas</w:t>
-      </w:r>
-    </w:p>
-    <w:p>
-      <w:pPr>
-        <w:spacing w:after="0"/>
-        <w:rPr>
-          <w:rFonts w:ascii="AndradaMono" w:hAnsi="AndradaMono"/>
-          <w:sz w:val="14"/>
-          <w:szCs w:val="14"/>
-        </w:rPr>
-      </w:pPr>
-      <w:r>
-        <w:rPr>
-          <w:rFonts w:ascii="AndradaMono" w:hAnsi="AndradaMono"/>
-          <w:sz w:val="14"/>
-          <w:szCs w:val="14"/>
-        </w:rPr>
-        <w:t>4</w:t>
-      </w:r>
-      <w:r>
-        <w:rPr>
-          <w:rFonts w:ascii="AndradaMono" w:hAnsi="AndradaMono"/>
-          <w:sz w:val="14"/>
-          <w:szCs w:val="14"/>
-        </w:rPr>
-        <w:t xml:space="preserve">0 x </w:t>
-      </w:r>
-      <w:r>
-        <w:rPr>
-          <w:rFonts w:ascii="AndradaMono" w:hAnsi="AndradaMono"/>
-          <w:sz w:val="14"/>
-          <w:szCs w:val="14"/>
-        </w:rPr>
-        <w:t>3</w:t>
-      </w:r>
-      <w:r>
-        <w:rPr>
-          <w:rFonts w:ascii="AndradaMono" w:hAnsi="AndradaMono"/>
-          <w:sz w:val="14"/>
-          <w:szCs w:val="14"/>
-        </w:rPr>
-        <w:t>0 in</w:t>
+        <w:t xml:space="preserve">, 2026 </w:t>
+      </w:r>
+    </w:p>
+    <w:p>
+      <w:pPr>
+        <w:spacing w:after="0"/>
+        <w:rPr>
+          <w:rFonts w:ascii="AndradaMono" w:hAnsi="AndradaMono"/>
+          <w:sz w:val="14"/>
+          <w:szCs w:val="14"/>
+        </w:rPr>
+      </w:pPr>
+      <w:r>
+        <w:rPr>
+          <w:rFonts w:ascii="AndradaMono" w:hAnsi="AndradaMono"/>
+          <w:sz w:val="14"/>
+          <w:szCs w:val="14"/>
+        </w:rPr>
+        <w:t>Acrylic on mirror</w:t>
+      </w:r>
+      <w:r>
+        <w:rPr>
+          <w:rFonts w:ascii="AndradaMono" w:hAnsi="AndradaMono"/>
+          <w:sz w:val="14"/>
+          <w:szCs w:val="14"/>
+        </w:rPr>
+        <w:br/>
+        <w:t>9</w:t>
+      </w:r>
+      <w:r>
+        <w:rPr>
+          <w:rFonts w:ascii="AndradaMono" w:hAnsi="AndradaMono"/>
+          <w:sz w:val="14"/>
+          <w:szCs w:val="14"/>
+        </w:rPr>
+        <w:t xml:space="preserve"> x </w:t>
+      </w:r>
+      <w:r>
+        <w:rPr>
+          <w:rFonts w:ascii="AndradaMono" w:hAnsi="AndradaMono"/>
+          <w:sz w:val="14"/>
+          <w:szCs w:val="14"/>
+        </w:rPr>
+        <w:t>9</w:t>
+      </w:r>
+      <w:r>
+        <w:rPr>
+          <w:rFonts w:ascii="AndradaMono" w:hAnsi="AndradaMono"/>
+          <w:sz w:val="14"/>
+          <w:szCs w:val="14"/>
+        </w:rPr>
+        <w:t xml:space="preserve"> in</w:t>
       </w:r>
     </w:p>
     <w:p>
@@ -536,7 +1415,15 @@
           <w:sz w:val="14"/>
           <w:szCs w:val="14"/>
         </w:rPr>
-        <w:t>$ 2100</w:t>
+        <w:t xml:space="preserve">$ </w:t>
+      </w:r>
+      <w:r>
+        <w:rPr>
+          <w:rFonts w:ascii="AndradaMono" w:hAnsi="AndradaMono"/>
+          <w:sz w:val="14"/>
+          <w:szCs w:val="14"/>
+        </w:rPr>
+        <w:t>175</w:t>
       </w:r>
     </w:p>
     <w:p>
@@ -609,23 +1496,7 @@
           <w:szCs w:val="12"/>
         </w:rPr>
         <w:tab/>
-        <w:t xml:space="preserve">             </w:t>
-      </w:r>
-      <w:r>
-        <w:rPr>
-          <w:rFonts w:ascii="AndradaMono" w:hAnsi="AndradaMono"/>
-          <w:sz w:val="12"/>
-          <w:szCs w:val="12"/>
-        </w:rPr>
-        <w:t xml:space="preserve">  </w:t>
-      </w:r>
-      <w:r>
-        <w:rPr>
-          <w:rFonts w:ascii="AndradaMono" w:hAnsi="AndradaMono"/>
-          <w:sz w:val="12"/>
-          <w:szCs w:val="12"/>
-        </w:rPr>
-        <w:t>@louisandrada</w:t>
+        <w:t xml:space="preserve">               @louisandrada</w:t>
       </w:r>
     </w:p>
     <w:p>
@@ -834,15 +1705,7 @@
           <w:sz w:val="14"/>
           <w:szCs w:val="14"/>
         </w:rPr>
-        <w:t xml:space="preserve">$ </w:t>
-      </w:r>
-      <w:r>
-        <w:rPr>
-          <w:rFonts w:ascii="AndradaMono" w:hAnsi="AndradaMono"/>
-          <w:sz w:val="14"/>
-          <w:szCs w:val="14"/>
-        </w:rPr>
-        <w:t>1774.5</w:t>
+        <w:t>$ 1774.5</w:t>
       </w:r>
     </w:p>
     <w:p>
@@ -915,23 +1778,7 @@
           <w:szCs w:val="12"/>
         </w:rPr>
         <w:tab/>
-        <w:t xml:space="preserve">             </w:t>
-      </w:r>
-      <w:r>
-        <w:rPr>
-          <w:rFonts w:ascii="AndradaMono" w:hAnsi="AndradaMono"/>
-          <w:sz w:val="12"/>
-          <w:szCs w:val="12"/>
-        </w:rPr>
-        <w:t xml:space="preserve">  </w:t>
-      </w:r>
-      <w:r>
-        <w:rPr>
-          <w:rFonts w:ascii="AndradaMono" w:hAnsi="AndradaMono"/>
-          <w:sz w:val="12"/>
-          <w:szCs w:val="12"/>
-        </w:rPr>
-        <w:t>@louisandrada</w:t>
+        <w:t xml:space="preserve">               @louisandrada</w:t>
       </w:r>
     </w:p>
     <w:p>
@@ -1034,31 +1881,7 @@
           <w:sz w:val="14"/>
           <w:szCs w:val="14"/>
         </w:rPr>
-        <w:t>20</w:t>
-      </w:r>
-      <w:r>
-        <w:rPr>
-          <w:rFonts w:ascii="AndradaMono" w:hAnsi="AndradaMono"/>
-          <w:sz w:val="14"/>
-          <w:szCs w:val="14"/>
-        </w:rPr>
-        <w:t xml:space="preserve"> x </w:t>
-      </w:r>
-      <w:r>
-        <w:rPr>
-          <w:rFonts w:ascii="AndradaMono" w:hAnsi="AndradaMono"/>
-          <w:sz w:val="14"/>
-          <w:szCs w:val="14"/>
-        </w:rPr>
-        <w:t>20</w:t>
-      </w:r>
-      <w:r>
-        <w:rPr>
-          <w:rFonts w:ascii="AndradaMono" w:hAnsi="AndradaMono"/>
-          <w:sz w:val="14"/>
-          <w:szCs w:val="14"/>
-        </w:rPr>
-        <w:t xml:space="preserve"> in</w:t>
+        <w:t>20 x 20 in</w:t>
       </w:r>
     </w:p>
     <w:p>
@@ -1146,15 +1969,7 @@
           <w:sz w:val="12"/>
           <w:szCs w:val="12"/>
         </w:rPr>
-        <w:t>P</w:t>
-      </w:r>
-      <w:r>
-        <w:rPr>
-          <w:rFonts w:ascii="AndradaMono" w:hAnsi="AndradaMono"/>
-          <w:sz w:val="12"/>
-          <w:szCs w:val="12"/>
-        </w:rPr>
-        <w:t>art of the "Detached Memories" Collection</w:t>
+        <w:t>Part of the "Detached Memories" Collection</w:t>
       </w:r>
     </w:p>
     <w:p>
@@ -1173,22 +1988,7 @@
           <w:szCs w:val="14"/>
         </w:rPr>
         <w:br/>
-      </w:r>
-      <w:r>
-        <w:rPr>
-          <w:rFonts w:ascii="AndradaMono" w:hAnsi="AndradaMono"/>
-          <w:sz w:val="14"/>
-          <w:szCs w:val="14"/>
-        </w:rPr>
-        <w:t xml:space="preserve">$ </w:t>
-      </w:r>
-      <w:r>
-        <w:rPr>
-          <w:rFonts w:ascii="AndradaMono" w:hAnsi="AndradaMono"/>
-          <w:sz w:val="14"/>
-          <w:szCs w:val="14"/>
-        </w:rPr>
-        <w:t>700</w:t>
+        <w:t>$ 700</w:t>
       </w:r>
     </w:p>
     <w:p>
@@ -1251,23 +2051,7 @@
           <w:szCs w:val="12"/>
         </w:rPr>
         <w:tab/>
-        <w:t xml:space="preserve">             </w:t>
-      </w:r>
-      <w:r>
-        <w:rPr>
-          <w:rFonts w:ascii="AndradaMono" w:hAnsi="AndradaMono"/>
-          <w:sz w:val="12"/>
-          <w:szCs w:val="12"/>
-        </w:rPr>
-        <w:t xml:space="preserve">  </w:t>
-      </w:r>
-      <w:r>
-        <w:rPr>
-          <w:rFonts w:ascii="AndradaMono" w:hAnsi="AndradaMono"/>
-          <w:sz w:val="12"/>
-          <w:szCs w:val="12"/>
-        </w:rPr>
-        <w:t>@louisandrada</w:t>
+        <w:t xml:space="preserve">               @louisandrada</w:t>
       </w:r>
     </w:p>
     <w:p>
@@ -1426,31 +2210,7 @@
           <w:sz w:val="14"/>
           <w:szCs w:val="14"/>
         </w:rPr>
-        <w:t>20</w:t>
-      </w:r>
-      <w:r>
-        <w:rPr>
-          <w:rFonts w:ascii="AndradaMono" w:hAnsi="AndradaMono"/>
-          <w:sz w:val="14"/>
-          <w:szCs w:val="14"/>
-        </w:rPr>
-        <w:t xml:space="preserve"> x </w:t>
-      </w:r>
-      <w:r>
-        <w:rPr>
-          <w:rFonts w:ascii="AndradaMono" w:hAnsi="AndradaMono"/>
-          <w:sz w:val="14"/>
-          <w:szCs w:val="14"/>
-        </w:rPr>
-        <w:t>20</w:t>
-      </w:r>
-      <w:r>
-        <w:rPr>
-          <w:rFonts w:ascii="AndradaMono" w:hAnsi="AndradaMono"/>
-          <w:sz w:val="14"/>
-          <w:szCs w:val="14"/>
-        </w:rPr>
-        <w:t xml:space="preserve"> in</w:t>
+        <w:t>20 x 20 in</w:t>
       </w:r>
     </w:p>
     <w:p>
@@ -1557,22 +2317,7 @@
           <w:szCs w:val="14"/>
         </w:rPr>
         <w:br/>
-      </w:r>
-      <w:r>
-        <w:rPr>
-          <w:rFonts w:ascii="AndradaMono" w:hAnsi="AndradaMono"/>
-          <w:sz w:val="14"/>
-          <w:szCs w:val="14"/>
-        </w:rPr>
-        <w:t xml:space="preserve">$ </w:t>
-      </w:r>
-      <w:r>
-        <w:rPr>
-          <w:rFonts w:ascii="AndradaMono" w:hAnsi="AndradaMono"/>
-          <w:sz w:val="14"/>
-          <w:szCs w:val="14"/>
-        </w:rPr>
-        <w:t>700</w:t>
+        <w:t>$ 700</w:t>
       </w:r>
     </w:p>
     <w:p>
@@ -1635,23 +2380,7 @@
           <w:szCs w:val="12"/>
         </w:rPr>
         <w:tab/>
-        <w:t xml:space="preserve">             </w:t>
-      </w:r>
-      <w:r>
-        <w:rPr>
-          <w:rFonts w:ascii="AndradaMono" w:hAnsi="AndradaMono"/>
-          <w:sz w:val="12"/>
-          <w:szCs w:val="12"/>
-        </w:rPr>
-        <w:t xml:space="preserve">  </w:t>
-      </w:r>
-      <w:r>
-        <w:rPr>
-          <w:rFonts w:ascii="AndradaMono" w:hAnsi="AndradaMono"/>
-          <w:sz w:val="12"/>
-          <w:szCs w:val="12"/>
-        </w:rPr>
-        <w:t>@louisandrada</w:t>
+        <w:t xml:space="preserve">               @louisandrada</w:t>
       </w:r>
     </w:p>
     <w:p>
@@ -1752,31 +2481,7 @@
           <w:sz w:val="14"/>
           <w:szCs w:val="14"/>
         </w:rPr>
-        <w:t>20</w:t>
-      </w:r>
-      <w:r>
-        <w:rPr>
-          <w:rFonts w:ascii="AndradaMono" w:hAnsi="AndradaMono"/>
-          <w:sz w:val="14"/>
-          <w:szCs w:val="14"/>
-        </w:rPr>
-        <w:t xml:space="preserve"> x </w:t>
-      </w:r>
-      <w:r>
-        <w:rPr>
-          <w:rFonts w:ascii="AndradaMono" w:hAnsi="AndradaMono"/>
-          <w:sz w:val="14"/>
-          <w:szCs w:val="14"/>
-        </w:rPr>
-        <w:t>20</w:t>
-      </w:r>
-      <w:r>
-        <w:rPr>
-          <w:rFonts w:ascii="AndradaMono" w:hAnsi="AndradaMono"/>
-          <w:sz w:val="14"/>
-          <w:szCs w:val="14"/>
-        </w:rPr>
-        <w:t xml:space="preserve"> in</w:t>
+        <w:t>20 x 20 in</w:t>
       </w:r>
     </w:p>
     <w:p>
@@ -1883,22 +2588,7 @@
           <w:szCs w:val="14"/>
         </w:rPr>
         <w:br/>
-      </w:r>
-      <w:r>
-        <w:rPr>
-          <w:rFonts w:ascii="AndradaMono" w:hAnsi="AndradaMono"/>
-          <w:sz w:val="14"/>
-          <w:szCs w:val="14"/>
-        </w:rPr>
-        <w:t xml:space="preserve">$ </w:t>
-      </w:r>
-      <w:r>
-        <w:rPr>
-          <w:rFonts w:ascii="AndradaMono" w:hAnsi="AndradaMono"/>
-          <w:sz w:val="14"/>
-          <w:szCs w:val="14"/>
-        </w:rPr>
-        <w:t>700</w:t>
+        <w:t>$ 700</w:t>
       </w:r>
     </w:p>
     <w:p>
@@ -1961,23 +2651,7 @@
           <w:szCs w:val="12"/>
         </w:rPr>
         <w:tab/>
-        <w:t xml:space="preserve">             </w:t>
-      </w:r>
-      <w:r>
-        <w:rPr>
-          <w:rFonts w:ascii="AndradaMono" w:hAnsi="AndradaMono"/>
-          <w:sz w:val="12"/>
-          <w:szCs w:val="12"/>
-        </w:rPr>
-        <w:t xml:space="preserve">  </w:t>
-      </w:r>
-      <w:r>
-        <w:rPr>
-          <w:rFonts w:ascii="AndradaMono" w:hAnsi="AndradaMono"/>
-          <w:sz w:val="12"/>
-          <w:szCs w:val="12"/>
-        </w:rPr>
-        <w:t>@louisandrada</w:t>
+        <w:t xml:space="preserve">               @louisandrada</w:t>
       </w:r>
     </w:p>
     <w:p>
@@ -2134,31 +2808,7 @@
           <w:sz w:val="14"/>
           <w:szCs w:val="14"/>
         </w:rPr>
-        <w:t>20</w:t>
-      </w:r>
-      <w:r>
-        <w:rPr>
-          <w:rFonts w:ascii="AndradaMono" w:hAnsi="AndradaMono"/>
-          <w:sz w:val="14"/>
-          <w:szCs w:val="14"/>
-        </w:rPr>
-        <w:t xml:space="preserve"> x </w:t>
-      </w:r>
-      <w:r>
-        <w:rPr>
-          <w:rFonts w:ascii="AndradaMono" w:hAnsi="AndradaMono"/>
-          <w:sz w:val="14"/>
-          <w:szCs w:val="14"/>
-        </w:rPr>
-        <w:t>20</w:t>
-      </w:r>
-      <w:r>
-        <w:rPr>
-          <w:rFonts w:ascii="AndradaMono" w:hAnsi="AndradaMono"/>
-          <w:sz w:val="14"/>
-          <w:szCs w:val="14"/>
-        </w:rPr>
-        <w:t xml:space="preserve"> in</w:t>
+        <w:t>20 x 20 in</w:t>
       </w:r>
     </w:p>
     <w:p>
@@ -2265,22 +2915,7 @@
           <w:szCs w:val="14"/>
         </w:rPr>
         <w:br/>
-      </w:r>
-      <w:r>
-        <w:rPr>
-          <w:rFonts w:ascii="AndradaMono" w:hAnsi="AndradaMono"/>
-          <w:sz w:val="14"/>
-          <w:szCs w:val="14"/>
-        </w:rPr>
-        <w:t xml:space="preserve">$ </w:t>
-      </w:r>
-      <w:r>
-        <w:rPr>
-          <w:rFonts w:ascii="AndradaMono" w:hAnsi="AndradaMono"/>
-          <w:sz w:val="14"/>
-          <w:szCs w:val="14"/>
-        </w:rPr>
-        <w:t>700</w:t>
+        <w:t>$ 700</w:t>
       </w:r>
     </w:p>
     <w:p>
@@ -2343,23 +2978,556 @@
           <w:szCs w:val="12"/>
         </w:rPr>
         <w:tab/>
-        <w:t xml:space="preserve">             </w:t>
-      </w:r>
-      <w:r>
-        <w:rPr>
-          <w:rFonts w:ascii="AndradaMono" w:hAnsi="AndradaMono"/>
-          <w:sz w:val="12"/>
-          <w:szCs w:val="12"/>
-        </w:rPr>
-        <w:t xml:space="preserve">  </w:t>
-      </w:r>
-      <w:r>
-        <w:rPr>
-          <w:rFonts w:ascii="AndradaMono" w:hAnsi="AndradaMono"/>
-          <w:sz w:val="12"/>
-          <w:szCs w:val="12"/>
-        </w:rPr>
-        <w:t>@louisandrada</w:t>
+        <w:t xml:space="preserve">               @louisandrada</w:t>
+      </w:r>
+    </w:p>
+    <w:p>
+      <w:pPr>
+        <w:spacing w:after="0"/>
+        <w:rPr>
+          <w:rFonts w:ascii="AndradaMono" w:hAnsi="AndradaMono"/>
+          <w:sz w:val="18"/>
+          <w:szCs w:val="18"/>
+        </w:rPr>
+      </w:pPr>
+      <w:r>
+        <w:rPr>
+          <w:rFonts w:ascii="AndradaMono" w:hAnsi="AndradaMono"/>
+          <w:b/>
+          <w:bCs/>
+          <w:sz w:val="18"/>
+          <w:szCs w:val="18"/>
+        </w:rPr>
+        <w:lastRenderedPageBreak/>
+        <w:t>Louis Andrada (b. 2002)</w:t>
+      </w:r>
+    </w:p>
+    <w:p>
+      <w:pPr>
+        <w:spacing w:after="0"/>
+        <w:rPr>
+          <w:rFonts w:ascii="AndradaMono" w:hAnsi="AndradaMono"/>
+          <w:b/>
+          <w:bCs/>
+          <w:sz w:val="14"/>
+          <w:szCs w:val="14"/>
+        </w:rPr>
+      </w:pPr>
+    </w:p>
+    <w:p>
+      <w:pPr>
+        <w:spacing w:after="0"/>
+        <w:rPr>
+          <w:rFonts w:ascii="AndradaMono" w:hAnsi="AndradaMono"/>
+          <w:sz w:val="14"/>
+          <w:szCs w:val="14"/>
+        </w:rPr>
+      </w:pPr>
+    </w:p>
+    <w:p>
+      <w:pPr>
+        <w:spacing w:after="0"/>
+        <w:rPr>
+          <w:rFonts w:ascii="AndradaMono" w:hAnsi="AndradaMono"/>
+          <w:b/>
+          <w:bCs/>
+          <w:sz w:val="16"/>
+          <w:szCs w:val="16"/>
+        </w:rPr>
+      </w:pPr>
+      <w:r>
+        <w:rPr>
+          <w:rFonts w:ascii="AndradaMono" w:hAnsi="AndradaMono"/>
+          <w:b/>
+          <w:bCs/>
+          <w:sz w:val="16"/>
+          <w:szCs w:val="16"/>
+        </w:rPr>
+        <w:t>Another Lost One, 2026</w:t>
+      </w:r>
+    </w:p>
+    <w:p>
+      <w:pPr>
+        <w:spacing w:after="0"/>
+        <w:rPr>
+          <w:rFonts w:ascii="AndradaMono" w:hAnsi="AndradaMono"/>
+          <w:sz w:val="14"/>
+          <w:szCs w:val="14"/>
+        </w:rPr>
+      </w:pPr>
+      <w:r>
+        <w:rPr>
+          <w:rFonts w:ascii="AndradaMono" w:hAnsi="AndradaMono"/>
+          <w:sz w:val="14"/>
+          <w:szCs w:val="14"/>
+        </w:rPr>
+        <w:t>Acrylic on canvas</w:t>
+      </w:r>
+    </w:p>
+    <w:p>
+      <w:pPr>
+        <w:spacing w:after="0"/>
+        <w:rPr>
+          <w:rFonts w:ascii="AndradaMono" w:hAnsi="AndradaMono"/>
+          <w:sz w:val="14"/>
+          <w:szCs w:val="14"/>
+        </w:rPr>
+      </w:pPr>
+      <w:r>
+        <w:rPr>
+          <w:rFonts w:ascii="AndradaMono" w:hAnsi="AndradaMono"/>
+          <w:sz w:val="14"/>
+          <w:szCs w:val="14"/>
+        </w:rPr>
+        <w:t>28 x 62 in</w:t>
+      </w:r>
+    </w:p>
+    <w:p>
+      <w:pPr>
+        <w:spacing w:after="0"/>
+        <w:rPr>
+          <w:rFonts w:ascii="AndradaMono" w:hAnsi="AndradaMono"/>
+          <w:sz w:val="14"/>
+          <w:szCs w:val="14"/>
+        </w:rPr>
+      </w:pPr>
+      <w:r>
+        <w:rPr>
+          <w:rFonts w:ascii="AndradaMono" w:hAnsi="AndradaMono"/>
+          <w:noProof/>
+          <w:sz w:val="14"/>
+          <w:szCs w:val="14"/>
+        </w:rPr>
+        <w:drawing>
+          <wp:anchor distT="0" distB="0" distL="114300" distR="114300" simplePos="0" relativeHeight="251678720" behindDoc="0" locked="0" layoutInCell="1" allowOverlap="1" wp14:anchorId="3EBCC008" wp14:editId="6A1FDA3B">
+            <wp:simplePos x="0" y="0"/>
+            <wp:positionH relativeFrom="margin">
+              <wp:posOffset>2685563</wp:posOffset>
+            </wp:positionH>
+            <wp:positionV relativeFrom="paragraph">
+              <wp:posOffset>29634</wp:posOffset>
+            </wp:positionV>
+            <wp:extent cx="445782" cy="445782"/>
+            <wp:effectExtent l="0" t="0" r="0" b="0"/>
+            <wp:wrapNone/>
+            <wp:docPr id="10" name="Picture 3"/>
+            <wp:cNvGraphicFramePr>
+              <a:graphicFrameLocks xmlns:a="http://schemas.openxmlformats.org/drawingml/2006/main" noChangeAspect="1"/>
+            </wp:cNvGraphicFramePr>
+            <a:graphic xmlns:a="http://schemas.openxmlformats.org/drawingml/2006/main">
+              <a:graphicData uri="http://schemas.openxmlformats.org/drawingml/2006/picture">
+                <pic:pic xmlns:pic="http://schemas.openxmlformats.org/drawingml/2006/picture">
+                  <pic:nvPicPr>
+                    <pic:cNvPr id="0" name="Picture 3"/>
+                    <pic:cNvPicPr>
+                      <a:picLocks noChangeAspect="1" noChangeArrowheads="1"/>
+                    </pic:cNvPicPr>
+                  </pic:nvPicPr>
+                  <pic:blipFill>
+                    <a:blip r:embed="rId4" cstate="print">
+                      <a:extLst>
+                        <a:ext uri="{28A0092B-C50C-407E-A947-70E740481C1C}">
+                          <a14:useLocalDpi xmlns:a14="http://schemas.microsoft.com/office/drawing/2010/main" val="0"/>
+                        </a:ext>
+                      </a:extLst>
+                    </a:blip>
+                    <a:srcRect/>
+                    <a:stretch>
+                      <a:fillRect/>
+                    </a:stretch>
+                  </pic:blipFill>
+                  <pic:spPr bwMode="auto">
+                    <a:xfrm>
+                      <a:off x="0" y="0"/>
+                      <a:ext cx="448405" cy="448405"/>
+                    </a:xfrm>
+                    <a:prstGeom prst="rect">
+                      <a:avLst/>
+                    </a:prstGeom>
+                    <a:noFill/>
+                    <a:ln>
+                      <a:noFill/>
+                    </a:ln>
+                  </pic:spPr>
+                </pic:pic>
+              </a:graphicData>
+            </a:graphic>
+            <wp14:sizeRelH relativeFrom="margin">
+              <wp14:pctWidth>0</wp14:pctWidth>
+            </wp14:sizeRelH>
+            <wp14:sizeRelV relativeFrom="margin">
+              <wp14:pctHeight>0</wp14:pctHeight>
+            </wp14:sizeRelV>
+          </wp:anchor>
+        </w:drawing>
+      </w:r>
+    </w:p>
+    <w:p>
+      <w:pPr>
+        <w:spacing w:after="0"/>
+        <w:rPr>
+          <w:rFonts w:ascii="AndradaMono" w:hAnsi="AndradaMono"/>
+          <w:sz w:val="14"/>
+          <w:szCs w:val="14"/>
+        </w:rPr>
+      </w:pPr>
+      <w:r>
+        <w:rPr>
+          <w:rFonts w:ascii="AndradaMono" w:hAnsi="AndradaMono"/>
+          <w:sz w:val="14"/>
+          <w:szCs w:val="14"/>
+        </w:rPr>
+        <w:t>$ 3038</w:t>
+      </w:r>
+    </w:p>
+    <w:p>
+      <w:pPr>
+        <w:spacing w:after="0"/>
+        <w:rPr>
+          <w:rFonts w:ascii="AndradaMono" w:hAnsi="AndradaMono"/>
+          <w:sz w:val="14"/>
+          <w:szCs w:val="14"/>
+        </w:rPr>
+      </w:pPr>
+    </w:p>
+    <w:p>
+      <w:pPr>
+        <w:spacing w:after="0"/>
+        <w:rPr>
+          <w:rFonts w:ascii="AndradaMono" w:hAnsi="AndradaMono"/>
+          <w:sz w:val="12"/>
+          <w:szCs w:val="12"/>
+        </w:rPr>
+      </w:pPr>
+    </w:p>
+    <w:p>
+      <w:pPr>
+        <w:spacing w:after="0"/>
+        <w:rPr>
+          <w:rFonts w:ascii="AndradaMono" w:hAnsi="AndradaMono"/>
+          <w:sz w:val="12"/>
+          <w:szCs w:val="12"/>
+        </w:rPr>
+      </w:pPr>
+    </w:p>
+    <w:p>
+      <w:pPr>
+        <w:rPr>
+          <w:rFonts w:ascii="AndradaMono" w:hAnsi="AndradaMono"/>
+          <w:sz w:val="12"/>
+          <w:szCs w:val="12"/>
+        </w:rPr>
+      </w:pPr>
+      <w:r>
+        <w:rPr>
+          <w:rFonts w:ascii="AndradaMono" w:hAnsi="AndradaMono"/>
+          <w:sz w:val="12"/>
+          <w:szCs w:val="12"/>
+        </w:rPr>
+        <w:t>www.louisandrada.com</w:t>
+      </w:r>
+      <w:r>
+        <w:rPr>
+          <w:rFonts w:ascii="AndradaMono" w:hAnsi="AndradaMono"/>
+          <w:sz w:val="12"/>
+          <w:szCs w:val="12"/>
+        </w:rPr>
+        <w:tab/>
+      </w:r>
+      <w:r>
+        <w:rPr>
+          <w:rFonts w:ascii="AndradaMono" w:hAnsi="AndradaMono"/>
+          <w:sz w:val="12"/>
+          <w:szCs w:val="12"/>
+        </w:rPr>
+        <w:tab/>
+      </w:r>
+      <w:r>
+        <w:rPr>
+          <w:rFonts w:ascii="AndradaMono" w:hAnsi="AndradaMono"/>
+          <w:sz w:val="12"/>
+          <w:szCs w:val="12"/>
+        </w:rPr>
+        <w:tab/>
+        <w:t xml:space="preserve">               @louisandrada </w:t>
+      </w:r>
+      <w:r>
+        <w:rPr>
+          <w:rFonts w:ascii="AndradaMono" w:hAnsi="AndradaMono"/>
+          <w:sz w:val="12"/>
+          <w:szCs w:val="12"/>
+        </w:rPr>
+        <w:br w:type="page"/>
+      </w:r>
+    </w:p>
+    <w:p>
+      <w:pPr>
+        <w:spacing w:after="0"/>
+        <w:rPr>
+          <w:rFonts w:ascii="AndradaMono" w:hAnsi="AndradaMono"/>
+          <w:sz w:val="18"/>
+          <w:szCs w:val="18"/>
+        </w:rPr>
+      </w:pPr>
+      <w:r>
+        <w:rPr>
+          <w:rFonts w:ascii="AndradaMono" w:hAnsi="AndradaMono"/>
+          <w:b/>
+          <w:bCs/>
+          <w:sz w:val="18"/>
+          <w:szCs w:val="18"/>
+        </w:rPr>
+        <w:lastRenderedPageBreak/>
+        <w:t>Louis Andrada (b. 2002)</w:t>
+      </w:r>
+    </w:p>
+    <w:p>
+      <w:pPr>
+        <w:spacing w:after="0"/>
+        <w:rPr>
+          <w:rFonts w:ascii="AndradaMono" w:hAnsi="AndradaMono"/>
+          <w:b/>
+          <w:bCs/>
+          <w:sz w:val="14"/>
+          <w:szCs w:val="14"/>
+        </w:rPr>
+      </w:pPr>
+    </w:p>
+    <w:p>
+      <w:pPr>
+        <w:spacing w:after="0"/>
+        <w:rPr>
+          <w:rFonts w:ascii="AndradaMono" w:hAnsi="AndradaMono"/>
+          <w:sz w:val="14"/>
+          <w:szCs w:val="14"/>
+        </w:rPr>
+      </w:pPr>
+    </w:p>
+    <w:p>
+      <w:pPr>
+        <w:spacing w:after="0"/>
+        <w:rPr>
+          <w:rFonts w:ascii="AndradaMono" w:hAnsi="AndradaMono"/>
+          <w:sz w:val="16"/>
+          <w:szCs w:val="16"/>
+        </w:rPr>
+      </w:pPr>
+      <w:r>
+        <w:rPr>
+          <w:rFonts w:ascii="AndradaMono" w:hAnsi="AndradaMono"/>
+          <w:b/>
+          <w:bCs/>
+          <w:sz w:val="16"/>
+          <w:szCs w:val="16"/>
+        </w:rPr>
+        <w:t>A Lover's Gasp, 2026</w:t>
+      </w:r>
+    </w:p>
+    <w:p>
+      <w:pPr>
+        <w:spacing w:after="0"/>
+        <w:rPr>
+          <w:rFonts w:ascii="AndradaMono" w:hAnsi="AndradaMono"/>
+          <w:sz w:val="14"/>
+          <w:szCs w:val="14"/>
+        </w:rPr>
+      </w:pPr>
+      <w:r>
+        <w:rPr>
+          <w:rFonts w:ascii="AndradaMono" w:hAnsi="AndradaMono"/>
+          <w:sz w:val="14"/>
+          <w:szCs w:val="14"/>
+        </w:rPr>
+        <w:t>Acrylic on canvas</w:t>
+      </w:r>
+    </w:p>
+    <w:p>
+      <w:pPr>
+        <w:spacing w:after="0"/>
+        <w:rPr>
+          <w:rFonts w:ascii="AndradaMono" w:hAnsi="AndradaMono"/>
+          <w:sz w:val="14"/>
+          <w:szCs w:val="14"/>
+        </w:rPr>
+      </w:pPr>
+      <w:r>
+        <w:rPr>
+          <w:rFonts w:ascii="AndradaMono" w:hAnsi="AndradaMono"/>
+          <w:sz w:val="14"/>
+          <w:szCs w:val="14"/>
+        </w:rPr>
+        <w:t>62 x 45 in</w:t>
+      </w:r>
+    </w:p>
+    <w:p>
+      <w:pPr>
+        <w:spacing w:after="0"/>
+        <w:rPr>
+          <w:rFonts w:ascii="AndradaMono" w:hAnsi="AndradaMono"/>
+          <w:sz w:val="14"/>
+          <w:szCs w:val="14"/>
+        </w:rPr>
+      </w:pPr>
+      <w:r>
+        <w:rPr>
+          <w:rFonts w:ascii="AndradaMono" w:hAnsi="AndradaMono"/>
+          <w:noProof/>
+          <w:sz w:val="14"/>
+          <w:szCs w:val="14"/>
+        </w:rPr>
+        <w:drawing>
+          <wp:anchor distT="0" distB="0" distL="114300" distR="114300" simplePos="0" relativeHeight="251680768" behindDoc="0" locked="0" layoutInCell="1" allowOverlap="1" wp14:anchorId="44239DB0" wp14:editId="25653BBC">
+            <wp:simplePos x="0" y="0"/>
+            <wp:positionH relativeFrom="margin">
+              <wp:posOffset>2685563</wp:posOffset>
+            </wp:positionH>
+            <wp:positionV relativeFrom="paragraph">
+              <wp:posOffset>29634</wp:posOffset>
+            </wp:positionV>
+            <wp:extent cx="445782" cy="445782"/>
+            <wp:effectExtent l="0" t="0" r="0" b="0"/>
+            <wp:wrapNone/>
+            <wp:docPr id="11" name="Picture 3"/>
+            <wp:cNvGraphicFramePr>
+              <a:graphicFrameLocks xmlns:a="http://schemas.openxmlformats.org/drawingml/2006/main" noChangeAspect="1"/>
+            </wp:cNvGraphicFramePr>
+            <a:graphic xmlns:a="http://schemas.openxmlformats.org/drawingml/2006/main">
+              <a:graphicData uri="http://schemas.openxmlformats.org/drawingml/2006/picture">
+                <pic:pic xmlns:pic="http://schemas.openxmlformats.org/drawingml/2006/picture">
+                  <pic:nvPicPr>
+                    <pic:cNvPr id="0" name="Picture 3"/>
+                    <pic:cNvPicPr>
+                      <a:picLocks noChangeAspect="1" noChangeArrowheads="1"/>
+                    </pic:cNvPicPr>
+                  </pic:nvPicPr>
+                  <pic:blipFill>
+                    <a:blip r:embed="rId4" cstate="print">
+                      <a:extLst>
+                        <a:ext uri="{28A0092B-C50C-407E-A947-70E740481C1C}">
+                          <a14:useLocalDpi xmlns:a14="http://schemas.microsoft.com/office/drawing/2010/main" val="0"/>
+                        </a:ext>
+                      </a:extLst>
+                    </a:blip>
+                    <a:srcRect/>
+                    <a:stretch>
+                      <a:fillRect/>
+                    </a:stretch>
+                  </pic:blipFill>
+                  <pic:spPr bwMode="auto">
+                    <a:xfrm>
+                      <a:off x="0" y="0"/>
+                      <a:ext cx="448405" cy="448405"/>
+                    </a:xfrm>
+                    <a:prstGeom prst="rect">
+                      <a:avLst/>
+                    </a:prstGeom>
+                    <a:noFill/>
+                    <a:ln>
+                      <a:noFill/>
+                    </a:ln>
+                  </pic:spPr>
+                </pic:pic>
+              </a:graphicData>
+            </a:graphic>
+            <wp14:sizeRelH relativeFrom="margin">
+              <wp14:pctWidth>0</wp14:pctWidth>
+            </wp14:sizeRelH>
+            <wp14:sizeRelV relativeFrom="margin">
+              <wp14:pctHeight>0</wp14:pctHeight>
+            </wp14:sizeRelV>
+          </wp:anchor>
+        </w:drawing>
+      </w:r>
+    </w:p>
+    <w:p>
+      <w:pPr>
+        <w:spacing w:after="0"/>
+        <w:rPr>
+          <w:rFonts w:ascii="AndradaMono" w:hAnsi="AndradaMono"/>
+          <w:sz w:val="14"/>
+          <w:szCs w:val="14"/>
+        </w:rPr>
+      </w:pPr>
+      <w:r>
+        <w:rPr>
+          <w:rFonts w:ascii="AndradaMono" w:hAnsi="AndradaMono"/>
+          <w:sz w:val="14"/>
+          <w:szCs w:val="14"/>
+        </w:rPr>
+        <w:t>$ 4882.5</w:t>
+      </w:r>
+    </w:p>
+    <w:p>
+      <w:pPr>
+        <w:spacing w:after="0"/>
+        <w:rPr>
+          <w:rFonts w:ascii="AndradaMono" w:hAnsi="AndradaMono"/>
+          <w:sz w:val="14"/>
+          <w:szCs w:val="14"/>
+        </w:rPr>
+      </w:pPr>
+    </w:p>
+    <w:p>
+      <w:pPr>
+        <w:spacing w:after="0"/>
+        <w:rPr>
+          <w:rFonts w:ascii="AndradaMono" w:hAnsi="AndradaMono"/>
+          <w:sz w:val="12"/>
+          <w:szCs w:val="12"/>
+        </w:rPr>
+      </w:pPr>
+    </w:p>
+    <w:p>
+      <w:pPr>
+        <w:spacing w:after="0"/>
+        <w:rPr>
+          <w:rFonts w:ascii="AndradaMono" w:hAnsi="AndradaMono"/>
+          <w:sz w:val="12"/>
+          <w:szCs w:val="12"/>
+        </w:rPr>
+      </w:pPr>
+    </w:p>
+    <w:p>
+      <w:pPr>
+        <w:spacing w:after="0"/>
+        <w:rPr>
+          <w:rFonts w:ascii="AndradaMono" w:hAnsi="AndradaMono"/>
+          <w:sz w:val="12"/>
+          <w:szCs w:val="12"/>
+        </w:rPr>
+      </w:pPr>
+      <w:r>
+        <w:rPr>
+          <w:rFonts w:ascii="AndradaMono" w:hAnsi="AndradaMono"/>
+          <w:sz w:val="12"/>
+          <w:szCs w:val="12"/>
+        </w:rPr>
+        <w:t>www.louisandrada.com</w:t>
+      </w:r>
+      <w:r>
+        <w:rPr>
+          <w:rFonts w:ascii="AndradaMono" w:hAnsi="AndradaMono"/>
+          <w:sz w:val="12"/>
+          <w:szCs w:val="12"/>
+        </w:rPr>
+        <w:tab/>
+      </w:r>
+      <w:r>
+        <w:rPr>
+          <w:rFonts w:ascii="AndradaMono" w:hAnsi="AndradaMono"/>
+          <w:sz w:val="12"/>
+          <w:szCs w:val="12"/>
+        </w:rPr>
+        <w:tab/>
+      </w:r>
+      <w:r>
+        <w:rPr>
+          <w:rFonts w:ascii="AndradaMono" w:hAnsi="AndradaMono"/>
+          <w:sz w:val="12"/>
+          <w:szCs w:val="12"/>
+        </w:rPr>
+        <w:tab/>
+        <w:t xml:space="preserve">               @louisandrada</w:t>
       </w:r>
     </w:p>
     <w:sectPr>
@@ -2373,7 +3541,7 @@
 </file>
 
 <file path=word/styles.xml><?xml version="1.0" encoding="utf-8"?>
-<w:styles xmlns:mc="http://schemas.openxmlformats.org/markup-compatibility/2006" xmlns:r="http://schemas.openxmlformats.org/officeDocument/2006/relationships" xmlns:w="http://schemas.openxmlformats.org/wordprocessingml/2006/main" xmlns:w14="http://schemas.microsoft.com/office/word/2010/wordml" xmlns:w15="http://schemas.microsoft.com/office/word/2012/wordml" xmlns:w16cex="http://schemas.microsoft.com/office/word/2018/wordml/cex" xmlns:w16cid="http://schemas.microsoft.com/office/word/2016/wordml/cid" xmlns:w16="http://schemas.microsoft.com/office/word/2018/wordml" xmlns:w16du="http://schemas.microsoft.com/office/word/2023/wordml/word16du" xmlns:w16sdtdh="http://schemas.microsoft.com/office/word/2020/wordml/sdtdatahash" xmlns:w16sdtfl="http://schemas.microsoft.com/office/word/2024/wordml/sdtformatlock" xmlns:w16se="http://schemas.microsoft.com/office/word/2015/wordml/symex" mc:Ignorable="w14 w15 w16se w16cid w16 w16cex w16sdtdh w16sdtfl w16du">
+<w:styles xmlns:mc="http://schemas.openxmlformats.org/markup-compatibility/2006" xmlns:r="http://schemas.openxmlformats.org/officeDocument/2006/relationships" xmlns:w="http://schemas.openxmlformats.org/wordprocessingml/2006/main" xmlns:w14="http://schemas.microsoft.com/office/word/2010/wordml" xmlns:w15="http://schemas.microsoft.com/office/word/2012/wordml" xmlns:w16cex="http://schemas.microsoft.com/office/word/2018/wordml/cex" xmlns:w16cid="http://schemas.microsoft.com/office/word/2016/wordml/cid" xmlns:w16="http://schemas.microsoft.com/office/word/2018/wordml" xmlns:w16sdtdh="http://schemas.microsoft.com/office/word/2020/wordml/sdtdatahash" xmlns:w16se="http://schemas.microsoft.com/office/word/2015/wordml/symex" mc:Ignorable="w14 w15 w16se w16cid w16 w16cex w16sdtdh">
   <w:docDefaults>
     <w:rPrDefault>
       <w:rPr>
